--- a/Individuals/Feng/contradiction-passages.docx
+++ b/Individuals/Feng/contradiction-passages.docx
@@ -1468,7 +1468,7 @@
         <w:rPr>
           <w:rFonts w:ascii="Cambria" w:cs="Cambria" w:eastAsia="Cambria" w:hAnsi="Cambria"/>
         </w:rPr>
-        <w:t xml:space="preserve">Search 2 looked for any word for a principle (Satz, Grundsatz, Princip, principium, Gesetz, Regel …) within a few words of a word for contradiction (Wiederspruch, Widerspruch, contradictio …), and for every genitive “contradictionis” or “Wi(e)derspruchs”. Each result was read by hand. It adds 18 passages, marked “found by the wider search”. Most name the principle together with identity, identity first: “Satz der Identitaet und des Wiederspruchs”, “principium identitatis et contradictionis”. Appendix A lists these wordings.</w:t>
+        <w:t xml:space="preserve">Search 2 looked for any word for a principle (Satz, Grundsatz, Princip, principium, Gesetz, Regel …) within a few words of a word for contradiction (Wiederspruch, Widerspruch, contradictio …), and for every genitive “contradictionis” or “Wi(e)derspruchs”. Each result was read by hand. It adds 18 passages, marked “found by the wider search”. Most name the principle together with identity, identity first: “Satz der Identitaet und des Wiederspruchs”, “principium identitatis et contradictionis”. Appendix A lists these wordings. On 30 October 2026 they were added to the lexicon, so the search page now finds all 89 passages under “Principle of contradiction”.</w:t>
       </w:r>
     </w:p>
     <w:p>
@@ -1615,7 +1615,7 @@
         <w:rPr>
           <w:rFonts w:ascii="Cambria" w:cs="Cambria" w:eastAsia="Cambria" w:hAnsi="Cambria"/>
         </w:rPr>
-        <w:t xml:space="preserve">84 translations come from principles-translations.js (made 23–24 October 2026). 5 were made for this document, in the same way, and their column says so; so were the two grey context lines at Jäsche AA 9:51.</w:t>
+        <w:t xml:space="preserve">84 translations come from principles-translations.js (made 23–24 October 2026). 5 were made for this document, in the same way, and their column says so; they are now in principles-translations.js too; so were the two grey context lines at Jäsche AA 9:51.</w:t>
       </w:r>
     </w:p>
     <w:p>
@@ -1631,7 +1631,7 @@
         <w:rPr>
           <w:rFonts w:ascii="Cambria" w:cs="Cambria" w:eastAsia="Cambria" w:hAnsi="Cambria"/>
         </w:rPr>
-        <w:t xml:space="preserve">Ten stored translations of Reflexionen on Baumgarten (3716, 3751, 4275, 4634, 4893, 5167, 5263, 5274, 5726, 5811) opened with numbers such as “808.” or “5. E II 505.”. These are the entry’s sigla, which the data placed in the text until 29 October 2026 (pull request 70). They are left out here; the rest of each translation is unchanged, and the original text is otherwise identical to the one translated.</w:t>
+        <w:t xml:space="preserve">Ten stored translations of Reflexionen on Baumgarten (3716, 3751, 4275, 4634, 4893, 5167, 5263, 5274, 5726, 5811) opened with numbers such as “808.” or “5. E II 505.”. These are the entry’s sigla, which the data placed in the text until 29 October 2026 (pull request 70). They are left out here, and were removed from principles-translations.js on the same day; the rest of each translation is unchanged, and the original text is otherwise identical to the one translated.</w:t>
       </w:r>
     </w:p>
     <w:p>
@@ -3703,7 +3703,7 @@
           <w:sz w:val="16"/>
           <w:szCs w:val="16"/>
         </w:rPr>
-        <w:t xml:space="preserve">   — found by the wider search, not by the lexicon’s forms</w:t>
+        <w:t xml:space="preserve">   — found by the wider search; its wording joined the lexicon on 30 October 2026</w:t>
       </w:r>
     </w:p>
     <w:tbl>
@@ -5818,7 +5818,7 @@
           <w:sz w:val="16"/>
           <w:szCs w:val="16"/>
         </w:rPr>
-        <w:t xml:space="preserve">   — found by the wider search, not by the lexicon’s forms</w:t>
+        <w:t xml:space="preserve">   — found by the wider search; its wording joined the lexicon on 30 October 2026</w:t>
       </w:r>
     </w:p>
     <w:tbl>
@@ -6188,7 +6188,7 @@
           <w:sz w:val="16"/>
           <w:szCs w:val="16"/>
         </w:rPr>
-        <w:t xml:space="preserve">   — found by the wider search, not by the lexicon’s forms</w:t>
+        <w:t xml:space="preserve">   — found by the wider search; its wording joined the lexicon on 30 October 2026</w:t>
       </w:r>
     </w:p>
     <w:tbl>
@@ -8144,7 +8144,7 @@
           <w:sz w:val="16"/>
           <w:szCs w:val="16"/>
         </w:rPr>
-        <w:t xml:space="preserve">   — found by the wider search, not by the lexicon’s forms</w:t>
+        <w:t xml:space="preserve">   — found by the wider search; its wording joined the lexicon on 30 October 2026</w:t>
       </w:r>
     </w:p>
     <w:tbl>
@@ -8490,7 +8490,7 @@
           <w:sz w:val="16"/>
           <w:szCs w:val="16"/>
         </w:rPr>
-        <w:t xml:space="preserve">   — found by the wider search, not by the lexicon’s forms</w:t>
+        <w:t xml:space="preserve">   — found by the wider search; its wording joined the lexicon on 30 October 2026</w:t>
       </w:r>
     </w:p>
     <w:tbl>
@@ -10806,7 +10806,7 @@
           <w:sz w:val="16"/>
           <w:szCs w:val="16"/>
         </w:rPr>
-        <w:t xml:space="preserve">   — found by the wider search, not by the lexicon’s forms</w:t>
+        <w:t xml:space="preserve">   — found by the wider search; its wording joined the lexicon on 30 October 2026</w:t>
       </w:r>
     </w:p>
     <w:tbl>
@@ -13613,7 +13613,7 @@
           <w:sz w:val="16"/>
           <w:szCs w:val="16"/>
         </w:rPr>
-        <w:t xml:space="preserve">   — found by the wider search, not by the lexicon’s forms</w:t>
+        <w:t xml:space="preserve">   — found by the wider search; its wording joined the lexicon on 30 October 2026</w:t>
       </w:r>
     </w:p>
     <w:tbl>
@@ -13934,7 +13934,7 @@
           <w:sz w:val="16"/>
           <w:szCs w:val="16"/>
         </w:rPr>
-        <w:t xml:space="preserve">   — found by the wider search, not by the lexicon’s forms</w:t>
+        <w:t xml:space="preserve">   — found by the wider search; its wording joined the lexicon on 30 October 2026</w:t>
       </w:r>
     </w:p>
     <w:tbl>
@@ -15430,7 +15430,7 @@
           <w:sz w:val="16"/>
           <w:szCs w:val="16"/>
         </w:rPr>
-        <w:t xml:space="preserve">   — found by the wider search, not by the lexicon’s forms</w:t>
+        <w:t xml:space="preserve">   — found by the wider search; its wording joined the lexicon on 30 October 2026</w:t>
       </w:r>
     </w:p>
     <w:tbl>
@@ -17028,7 +17028,7 @@
           <w:sz w:val="16"/>
           <w:szCs w:val="16"/>
         </w:rPr>
-        <w:t xml:space="preserve">   — found by the wider search, not by the lexicon’s forms</w:t>
+        <w:t xml:space="preserve">   — found by the wider search; its wording joined the lexicon on 30 October 2026</w:t>
       </w:r>
     </w:p>
     <w:tbl>
@@ -17909,7 +17909,7 @@
           <w:sz w:val="16"/>
           <w:szCs w:val="16"/>
         </w:rPr>
-        <w:t xml:space="preserve">   — found by the wider search, not by the lexicon’s forms</w:t>
+        <w:t xml:space="preserve">   — found by the wider search; its wording joined the lexicon on 30 October 2026</w:t>
       </w:r>
     </w:p>
     <w:tbl>
@@ -18787,7 +18787,7 @@
           <w:sz w:val="16"/>
           <w:szCs w:val="16"/>
         </w:rPr>
-        <w:t xml:space="preserve">   — found by the wider search, not by the lexicon’s forms</w:t>
+        <w:t xml:space="preserve">   — found by the wider search; its wording joined the lexicon on 30 October 2026</w:t>
       </w:r>
     </w:p>
     <w:tbl>
@@ -19784,7 +19784,7 @@
           <w:sz w:val="16"/>
           <w:szCs w:val="16"/>
         </w:rPr>
-        <w:t xml:space="preserve">   — found by the wider search, not by the lexicon’s forms</w:t>
+        <w:t xml:space="preserve">   — found by the wider search; its wording joined the lexicon on 30 October 2026</w:t>
       </w:r>
     </w:p>
     <w:tbl>
@@ -22623,7 +22623,7 @@
           <w:sz w:val="16"/>
           <w:szCs w:val="16"/>
         </w:rPr>
-        <w:t xml:space="preserve">   — found by the wider search, not by the lexicon’s forms</w:t>
+        <w:t xml:space="preserve">   — found by the wider search; its wording joined the lexicon on 30 October 2026</w:t>
       </w:r>
     </w:p>
     <w:p>
@@ -27605,7 +27605,7 @@
           <w:sz w:val="16"/>
           <w:szCs w:val="16"/>
         </w:rPr>
-        <w:t xml:space="preserve">   — found by the wider search, not by the lexicon’s forms</w:t>
+        <w:t xml:space="preserve">   — found by the wider search; its wording joined the lexicon on 30 October 2026</w:t>
       </w:r>
     </w:p>
     <w:p>
@@ -27910,7 +27910,7 @@
           <w:sz w:val="16"/>
           <w:szCs w:val="16"/>
         </w:rPr>
-        <w:t xml:space="preserve">   — found by the wider search, not by the lexicon’s forms</w:t>
+        <w:t xml:space="preserve">   — found by the wider search; its wording joined the lexicon on 30 October 2026</w:t>
       </w:r>
     </w:p>
     <w:p>
@@ -28191,7 +28191,7 @@
           <w:sz w:val="16"/>
           <w:szCs w:val="16"/>
         </w:rPr>
-        <w:t xml:space="preserve">   — found by the wider search, not by the lexicon’s forms</w:t>
+        <w:t xml:space="preserve">   — found by the wider search; its wording joined the lexicon on 30 October 2026</w:t>
       </w:r>
     </w:p>
     <w:p>
@@ -29110,7 +29110,7 @@
           <w:sz w:val="16"/>
           <w:szCs w:val="16"/>
         </w:rPr>
-        <w:t xml:space="preserve">   — found by the wider search, not by the lexicon’s forms</w:t>
+        <w:t xml:space="preserve">   — found by the wider search; its wording joined the lexicon on 30 October 2026</w:t>
       </w:r>
     </w:p>
     <w:tbl>
@@ -29309,7 +29309,7 @@
         <w:rPr>
           <w:rFonts w:ascii="Cambria" w:cs="Cambria" w:eastAsia="Cambria" w:hAnsi="Cambria"/>
         </w:rPr>
-        <w:t xml:space="preserve">Appendix A · Wordings the lexicon does not have</w:t>
+        <w:t xml:space="preserve">Appendix A · Wordings added to the lexicon</w:t>
       </w:r>
     </w:p>
     <w:p>
@@ -29320,7 +29320,7 @@
         <w:rPr>
           <w:rFonts w:ascii="Cambria" w:cs="Cambria" w:eastAsia="Cambria" w:hAnsi="Cambria"/>
         </w:rPr>
-        <w:t xml:space="preserve">These name the principle in the texts, but are not among the forms of “Principle of contradiction” in principles-lexicon.js, so the search page does not find these passages under it. Several are in the lexicon under identity instead, where they are found as identity only. A proposal for the lexicon, not a change to it.</w:t>
+        <w:t xml:space="preserve">These name the principle in the texts, but were not among the forms of “Principle of contradiction” in principles-lexicon.js, so the search page did not find these passages under it. Several were found under identity only. They were added to the lexicon on 30 October 2026, one form each, and each finds exactly the passage listed.</w:t>
       </w:r>
     </w:p>
     <w:tbl>
@@ -30580,7 +30580,7 @@
         <w:rPr>
           <w:rFonts w:ascii="Cambria" w:cs="Cambria" w:eastAsia="Cambria" w:hAnsi="Cambria"/>
         </w:rPr>
-        <w:t xml:space="preserve">Refl. 2093 is the passage the lexicon cites for its form “Satzes des Wiederspruchs”, but the search does not find it there: Kant’s deletion bracket stands between the two words, “des Satzes [des Wiederspruchs]”.</w:t>
+        <w:t xml:space="preserve">Refl. 2093 was the passage the lexicon cited for its form “Satzes des Wiederspruchs”, but the search did not find it there: Kant’s deletion bracket stands between the two words, “des Satzes [des Wiederspruchs]”. The bracketed wording is now a form of its own, and the comment on the old form names Refl. 3031, where it does occur.</w:t>
       </w:r>
     </w:p>
     <w:p>
